--- a/mon/toan/khbd/lop10/KHBD_TOAN10_Bai6_HeThucLuong_T18-21_HoaNhap.docx
+++ b/mon/toan/khbd/lop10/KHBD_TOAN10_Bai6_HeThucLuong_T18-21_HoaNhap.docx
@@ -97,7 +97,7 @@
           <w:color w:val="C00000"/>
           <w:sz w:val="26"/>
         </w:rPr>
-        <w:t>(KHBD hoà nhập dùng chung. Phạm vi áp dụng: Lớp 10……: 01 HS khuyết tật nghe – nói (nặng) · Lớp 10……: 01 HS khuyết tật máu (nặng) · Các lớp khác: dạy theo phần chung, bỏ qua phần điều chỉnh HSKT.)</w:t>
+        <w:t>(KHBD hoà nhập dùng chung. Phạm vi áp dụng: Lớp 10A7: 01 HS khuyết tật nghe – nói (câm điếc, nặng) · Lớp 10A4: 01 HS khuyết tật máu (nặng) · Các lớp khác: dạy theo phần chung, bỏ qua phần điều chỉnh HSKT.)</w:t>
       </w:r>
     </w:p>
     <w:p>
